--- a/impressao/POP-01-entrada.docx
+++ b/impressao/POP-01-entrada.docx
@@ -1053,16 +1053,16 @@
           <w:b/>
           <w:bCs/>
         </w:rPr>
-        <w:t xml:space="preserve">Foto:</w:t>
-      </w:r>
-      <w:r>
-        <w:t xml:space="preserve"> pedir ao funcionário a foto no padrão de </w:t>
+        <w:t xml:space="preserve">Foto e imagem de rodapé</w:t>
+      </w:r>
+      <w:r>
+        <w:t xml:space="preserve"> (perfis B, C e D): o RH providencia, pelas regras do próprio RH, e anexa as duas ao chamado para a TI (</w:t>
       </w:r>
       <w:r>
         <w:t xml:space="preserve">anexos/padrao-email.md</w:t>
       </w:r>
       <w:r>
-        <w:t xml:space="preserve"> §4 (ou tirar na admissão). O RH edita, monta a imagem de rodapé e anexa as duas ao chamado para a TI.</w:t>
+        <w:t xml:space="preserve"> §3).</w:t>
       </w:r>
     </w:p>
     <w:p>
